--- a/System/2-Templates/1-Storage Folders Templates/Folder Structure.docx
+++ b/System/2-Templates/1-Storage Folders Templates/Folder Structure.docx
@@ -25,8 +25,13 @@
       </w:r>
     </w:p>
     <w:p>
-      <w:r>
-        <w:t>created_at:</w:t>
+      <w:proofErr w:type="spellStart"/>
+      <w:r>
+        <w:t>created_at</w:t>
+      </w:r>
+      <w:proofErr w:type="spellEnd"/>
+      <w:r>
+        <w:t>:</w:t>
       </w:r>
       <w:r>
         <w:t xml:space="preserve"> </w:t>
@@ -36,9 +41,11 @@
       </w:r>
     </w:p>
     <w:p>
+      <w:proofErr w:type="spellStart"/>
       <w:r>
         <w:t>updated_at</w:t>
       </w:r>
+      <w:proofErr w:type="spellEnd"/>
       <w:r>
         <w:t>:</w:t>
       </w:r>
@@ -157,6 +164,7 @@
           <w:rFonts w:ascii="Roboto Mono" w:hAnsi="Roboto Mono"/>
         </w:rPr>
       </w:pPr>
+      <w:proofErr w:type="spellStart"/>
       <w:r>
         <w:rPr>
           <w:rFonts w:ascii="Roboto Mono" w:hAnsi="Roboto Mono"/>
@@ -165,6 +173,7 @@
         </w:rPr>
         <w:t>KingdomheartsData</w:t>
       </w:r>
+      <w:proofErr w:type="spellEnd"/>
       <w:r>
         <w:rPr>
           <w:rFonts w:ascii="Roboto Mono" w:hAnsi="Roboto Mono"/>
@@ -195,13 +204,23 @@
           <w:rFonts w:ascii="Roboto Mono" w:hAnsi="Roboto Mono"/>
         </w:rPr>
       </w:pPr>
-      <w:r>
-        <w:rPr>
-          <w:rFonts w:ascii="Roboto Mono" w:hAnsi="Roboto Mono"/>
-          <w:b/>
-          <w:bCs/>
-        </w:rPr>
-        <w:t xml:space="preserve">KingdomheartsGame </w:t>
+      <w:proofErr w:type="spellStart"/>
+      <w:r>
+        <w:rPr>
+          <w:rFonts w:ascii="Roboto Mono" w:hAnsi="Roboto Mono"/>
+          <w:b/>
+          <w:bCs/>
+        </w:rPr>
+        <w:t>KingdomheartsGame</w:t>
+      </w:r>
+      <w:proofErr w:type="spellEnd"/>
+      <w:r>
+        <w:rPr>
+          <w:rFonts w:ascii="Roboto Mono" w:hAnsi="Roboto Mono"/>
+          <w:b/>
+          <w:bCs/>
+        </w:rPr>
+        <w:t xml:space="preserve"> </w:t>
       </w:r>
       <w:r>
         <w:rPr>
@@ -227,13 +246,23 @@
           <w:rFonts w:ascii="Roboto Mono" w:hAnsi="Roboto Mono"/>
         </w:rPr>
       </w:pPr>
-      <w:r>
-        <w:rPr>
-          <w:rFonts w:ascii="Roboto Mono" w:hAnsi="Roboto Mono"/>
-          <w:b/>
-          <w:bCs/>
-        </w:rPr>
-        <w:t xml:space="preserve">Kingdomheartsknowledge </w:t>
+      <w:proofErr w:type="spellStart"/>
+      <w:r>
+        <w:rPr>
+          <w:rFonts w:ascii="Roboto Mono" w:hAnsi="Roboto Mono"/>
+          <w:b/>
+          <w:bCs/>
+        </w:rPr>
+        <w:t>Kingdomheartsknowledge</w:t>
+      </w:r>
+      <w:proofErr w:type="spellEnd"/>
+      <w:r>
+        <w:rPr>
+          <w:rFonts w:ascii="Roboto Mono" w:hAnsi="Roboto Mono"/>
+          <w:b/>
+          <w:bCs/>
+        </w:rPr>
+        <w:t xml:space="preserve"> </w:t>
       </w:r>
       <w:r>
         <w:rPr>
@@ -265,6 +294,7 @@
           <w:rFonts w:ascii="Roboto Mono" w:hAnsi="Roboto Mono"/>
         </w:rPr>
       </w:pPr>
+      <w:proofErr w:type="spellStart"/>
       <w:r>
         <w:rPr>
           <w:rFonts w:ascii="Roboto Mono" w:hAnsi="Roboto Mono"/>
@@ -273,6 +303,7 @@
         </w:rPr>
         <w:t>kingdomheartsMusic</w:t>
       </w:r>
+      <w:proofErr w:type="spellEnd"/>
       <w:r>
         <w:rPr>
           <w:rFonts w:ascii="Roboto Mono" w:hAnsi="Roboto Mono"/>
@@ -309,6 +340,7 @@
           <w:rFonts w:ascii="Roboto Mono" w:hAnsi="Roboto Mono"/>
         </w:rPr>
       </w:pPr>
+      <w:proofErr w:type="spellStart"/>
       <w:r>
         <w:rPr>
           <w:rFonts w:ascii="Roboto Mono" w:hAnsi="Roboto Mono"/>
@@ -317,6 +349,7 @@
         </w:rPr>
         <w:t>kingdomheartsManga</w:t>
       </w:r>
+      <w:proofErr w:type="spellEnd"/>
       <w:r>
         <w:rPr>
           <w:rFonts w:ascii="Roboto Mono" w:hAnsi="Roboto Mono"/>
@@ -355,6 +388,7 @@
           <w:rFonts w:ascii="Roboto Mono" w:hAnsi="Roboto Mono"/>
         </w:rPr>
       </w:pPr>
+      <w:proofErr w:type="spellStart"/>
       <w:r>
         <w:rPr>
           <w:rFonts w:ascii="Roboto Mono" w:hAnsi="Roboto Mono"/>
@@ -363,6 +397,7 @@
         </w:rPr>
         <w:t>kingdomheartsMiscellaneous</w:t>
       </w:r>
+      <w:proofErr w:type="spellEnd"/>
       <w:r>
         <w:rPr>
           <w:rFonts w:ascii="Roboto Mono" w:hAnsi="Roboto Mono"/>
@@ -401,13 +436,23 @@
           <w:rFonts w:ascii="Roboto Mono" w:hAnsi="Roboto Mono"/>
         </w:rPr>
       </w:pPr>
-      <w:r>
-        <w:rPr>
-          <w:rFonts w:ascii="Roboto Mono" w:hAnsi="Roboto Mono"/>
-          <w:b/>
-          <w:bCs/>
-        </w:rPr>
-        <w:t xml:space="preserve">kingdomheartsResources </w:t>
+      <w:proofErr w:type="spellStart"/>
+      <w:r>
+        <w:rPr>
+          <w:rFonts w:ascii="Roboto Mono" w:hAnsi="Roboto Mono"/>
+          <w:b/>
+          <w:bCs/>
+        </w:rPr>
+        <w:t>kingdomheartsResources</w:t>
+      </w:r>
+      <w:proofErr w:type="spellEnd"/>
+      <w:r>
+        <w:rPr>
+          <w:rFonts w:ascii="Roboto Mono" w:hAnsi="Roboto Mono"/>
+          <w:b/>
+          <w:bCs/>
+        </w:rPr>
+        <w:t xml:space="preserve"> </w:t>
       </w:r>
       <w:r>
         <w:rPr>
@@ -433,13 +478,23 @@
           <w:rFonts w:ascii="Roboto Mono" w:hAnsi="Roboto Mono"/>
         </w:rPr>
       </w:pPr>
-      <w:r>
-        <w:rPr>
-          <w:rFonts w:ascii="Roboto Mono" w:hAnsi="Roboto Mono"/>
-          <w:b/>
-          <w:bCs/>
-        </w:rPr>
-        <w:t xml:space="preserve">KingdomheartsSkill </w:t>
+      <w:proofErr w:type="spellStart"/>
+      <w:r>
+        <w:rPr>
+          <w:rFonts w:ascii="Roboto Mono" w:hAnsi="Roboto Mono"/>
+          <w:b/>
+          <w:bCs/>
+        </w:rPr>
+        <w:t>KingdomheartsSkill</w:t>
+      </w:r>
+      <w:proofErr w:type="spellEnd"/>
+      <w:r>
+        <w:rPr>
+          <w:rFonts w:ascii="Roboto Mono" w:hAnsi="Roboto Mono"/>
+          <w:b/>
+          <w:bCs/>
+        </w:rPr>
+        <w:t xml:space="preserve"> </w:t>
       </w:r>
       <w:r>
         <w:rPr>
@@ -465,13 +520,23 @@
           <w:rFonts w:ascii="Roboto Mono" w:hAnsi="Roboto Mono"/>
         </w:rPr>
       </w:pPr>
-      <w:r>
-        <w:rPr>
-          <w:rFonts w:ascii="Roboto Mono" w:hAnsi="Roboto Mono"/>
-          <w:b/>
-          <w:bCs/>
-        </w:rPr>
-        <w:t xml:space="preserve">kingdomheartsStandards </w:t>
+      <w:proofErr w:type="spellStart"/>
+      <w:r>
+        <w:rPr>
+          <w:rFonts w:ascii="Roboto Mono" w:hAnsi="Roboto Mono"/>
+          <w:b/>
+          <w:bCs/>
+        </w:rPr>
+        <w:t>kingdomheartsStandards</w:t>
+      </w:r>
+      <w:proofErr w:type="spellEnd"/>
+      <w:r>
+        <w:rPr>
+          <w:rFonts w:ascii="Roboto Mono" w:hAnsi="Roboto Mono"/>
+          <w:b/>
+          <w:bCs/>
+        </w:rPr>
+        <w:t xml:space="preserve"> </w:t>
       </w:r>
       <w:r>
         <w:rPr>
@@ -497,6 +562,7 @@
           <w:rFonts w:ascii="Roboto Mono" w:hAnsi="Roboto Mono"/>
         </w:rPr>
       </w:pPr>
+      <w:proofErr w:type="spellStart"/>
       <w:r>
         <w:rPr>
           <w:rFonts w:ascii="Roboto Mono" w:hAnsi="Roboto Mono"/>
@@ -505,6 +571,7 @@
         </w:rPr>
         <w:t>kingdomheartsSystem</w:t>
       </w:r>
+      <w:proofErr w:type="spellEnd"/>
       <w:r>
         <w:rPr>
           <w:rFonts w:ascii="Roboto Mono" w:hAnsi="Roboto Mono"/>
@@ -826,6 +893,7 @@
           <w:szCs w:val="24"/>
         </w:rPr>
       </w:pPr>
+      <w:proofErr w:type="spellStart"/>
       <w:r>
         <w:rPr>
           <w:rFonts w:ascii="Roboto Mono" w:hAnsi="Roboto Mono"/>
@@ -836,6 +904,7 @@
         </w:rPr>
         <w:t>DeleteLater</w:t>
       </w:r>
+      <w:proofErr w:type="spellEnd"/>
       <w:r>
         <w:rPr>
           <w:rFonts w:ascii="Roboto Mono" w:hAnsi="Roboto Mono"/>
@@ -1162,8 +1231,18 @@
           <w:b/>
           <w:bCs/>
         </w:rPr>
-        <w:t>old FileHistory</w:t>
-      </w:r>
+        <w:t xml:space="preserve">old </w:t>
+      </w:r>
+      <w:proofErr w:type="spellStart"/>
+      <w:r>
+        <w:rPr>
+          <w:rFonts w:ascii="Roboto Mono" w:hAnsi="Roboto Mono"/>
+          <w:b/>
+          <w:bCs/>
+        </w:rPr>
+        <w:t>FileHistory</w:t>
+      </w:r>
+      <w:proofErr w:type="spellEnd"/>
       <w:r>
         <w:rPr>
           <w:rFonts w:ascii="Roboto Mono" w:hAnsi="Roboto Mono"/>
@@ -3791,8 +3870,18 @@
           <w:b/>
           <w:bCs/>
         </w:rPr>
-        <w:t>old FileHistory</w:t>
-      </w:r>
+        <w:t xml:space="preserve">old </w:t>
+      </w:r>
+      <w:proofErr w:type="spellStart"/>
+      <w:r>
+        <w:rPr>
+          <w:rFonts w:ascii="Roboto Mono" w:hAnsi="Roboto Mono"/>
+          <w:b/>
+          <w:bCs/>
+        </w:rPr>
+        <w:t>FileHistory</w:t>
+      </w:r>
+      <w:proofErr w:type="spellEnd"/>
       <w:r>
         <w:rPr>
           <w:rFonts w:ascii="Roboto Mono" w:hAnsi="Roboto Mono"/>
@@ -4150,15 +4239,7 @@
           <w:bCs/>
         </w:rPr>
         <w:lastRenderedPageBreak/>
-        <w:t>1-</w:t>
-      </w:r>
-      <w:r>
-        <w:rPr>
-          <w:rFonts w:ascii="Roboto Mono" w:hAnsi="Roboto Mono"/>
-          <w:b/>
-          <w:bCs/>
-        </w:rPr>
-        <w:t>Brief Suggestion</w:t>
+        <w:t>1-Brief Suggestion</w:t>
       </w:r>
       <w:r>
         <w:rPr>
@@ -4204,15 +4285,7 @@
           <w:b/>
           <w:bCs/>
         </w:rPr>
-        <w:t>2-</w:t>
-      </w:r>
-      <w:r>
-        <w:rPr>
-          <w:rFonts w:ascii="Roboto Mono" w:hAnsi="Roboto Mono"/>
-          <w:b/>
-          <w:bCs/>
-        </w:rPr>
-        <w:t>Detailed Suggestion</w:t>
+        <w:t>2-Detailed Suggestion</w:t>
       </w:r>
       <w:r>
         <w:rPr>
@@ -5150,7 +5223,80 @@
           <w:b/>
           <w:bCs/>
         </w:rPr>
-        <w:t xml:space="preserve">  11. </w:t>
+        <w:t xml:space="preserve">  1</w:t>
+      </w:r>
+      <w:r>
+        <w:rPr>
+          <w:rFonts w:ascii="Roboto Mono" w:hAnsi="Roboto Mono"/>
+          <w:b/>
+          <w:bCs/>
+        </w:rPr>
+        <w:t>1</w:t>
+      </w:r>
+      <w:r>
+        <w:rPr>
+          <w:rFonts w:ascii="Roboto Mono" w:hAnsi="Roboto Mono"/>
+          <w:b/>
+          <w:bCs/>
+        </w:rPr>
+        <w:t>. Affairs</w:t>
+      </w:r>
+      <w:r>
+        <w:rPr>
+          <w:rFonts w:ascii="Roboto Mono" w:hAnsi="Roboto Mono"/>
+          <w:b/>
+          <w:bCs/>
+        </w:rPr>
+        <w:t xml:space="preserve"> </w:t>
+      </w:r>
+      <w:r>
+        <w:rPr>
+          <w:rFonts w:ascii="Arial" w:hAnsi="Arial" w:cs="Arial"/>
+        </w:rPr>
+        <w:t>→</w:t>
+      </w:r>
+      <w:r>
+        <w:rPr>
+          <w:rFonts w:ascii="Roboto Mono" w:hAnsi="Roboto Mono"/>
+        </w:rPr>
+        <w:t xml:space="preserve"> </w:t>
+      </w:r>
+      <w:r>
+        <w:rPr>
+          <w:rFonts w:ascii="Roboto Mono" w:hAnsi="Roboto Mono"/>
+        </w:rPr>
+        <w:t>Personal, administrative, and life-management records and activities.</w:t>
+      </w:r>
+    </w:p>
+    <w:p>
+      <w:pPr>
+        <w:rPr>
+          <w:rFonts w:ascii="Roboto Mono" w:hAnsi="Roboto Mono"/>
+        </w:rPr>
+      </w:pPr>
+      <w:r>
+        <w:rPr>
+          <w:rFonts w:ascii="Roboto Mono" w:hAnsi="Roboto Mono"/>
+          <w:b/>
+          <w:bCs/>
+        </w:rPr>
+        <w:t xml:space="preserve">  1</w:t>
+      </w:r>
+      <w:r>
+        <w:rPr>
+          <w:rFonts w:ascii="Roboto Mono" w:hAnsi="Roboto Mono"/>
+          <w:b/>
+          <w:bCs/>
+        </w:rPr>
+        <w:t>2</w:t>
+      </w:r>
+      <w:r>
+        <w:rPr>
+          <w:rFonts w:ascii="Roboto Mono" w:hAnsi="Roboto Mono"/>
+          <w:b/>
+          <w:bCs/>
+        </w:rPr>
+        <w:t xml:space="preserve">. </w:t>
       </w:r>
       <w:r>
         <w:rPr>
@@ -5274,7 +5420,23 @@
           <w:b/>
           <w:bCs/>
         </w:rPr>
-        <w:t xml:space="preserve">12. </w:t>
+        <w:t>1</w:t>
+      </w:r>
+      <w:r>
+        <w:rPr>
+          <w:rFonts w:ascii="Roboto Mono" w:hAnsi="Roboto Mono"/>
+          <w:b/>
+          <w:bCs/>
+        </w:rPr>
+        <w:t>3</w:t>
+      </w:r>
+      <w:r>
+        <w:rPr>
+          <w:rFonts w:ascii="Roboto Mono" w:hAnsi="Roboto Mono"/>
+          <w:b/>
+          <w:bCs/>
+        </w:rPr>
+        <w:t xml:space="preserve">. </w:t>
       </w:r>
       <w:r>
         <w:rPr>
@@ -5397,7 +5559,23 @@
           <w:b/>
           <w:bCs/>
         </w:rPr>
-        <w:t xml:space="preserve">   13. </w:t>
+        <w:t xml:space="preserve">   1</w:t>
+      </w:r>
+      <w:r>
+        <w:rPr>
+          <w:rFonts w:ascii="Roboto Mono" w:hAnsi="Roboto Mono"/>
+          <w:b/>
+          <w:bCs/>
+        </w:rPr>
+        <w:t>4</w:t>
+      </w:r>
+      <w:r>
+        <w:rPr>
+          <w:rFonts w:ascii="Roboto Mono" w:hAnsi="Roboto Mono"/>
+          <w:b/>
+          <w:bCs/>
+        </w:rPr>
+        <w:t xml:space="preserve">. </w:t>
       </w:r>
       <w:r>
         <w:rPr>
@@ -5638,6 +5816,7 @@
         <w:rPr>
           <w:rFonts w:ascii="Roboto Mono" w:hAnsi="Roboto Mono"/>
         </w:rPr>
+        <w:lastRenderedPageBreak/>
         <w:t>6</w:t>
       </w:r>
       <w:r>
@@ -5662,7 +5841,6 @@
         <w:rPr>
           <w:rFonts w:ascii="Roboto Mono" w:hAnsi="Roboto Mono"/>
         </w:rPr>
-        <w:lastRenderedPageBreak/>
         <w:t>7</w:t>
       </w:r>
       <w:r>
@@ -6291,6 +6469,7 @@
         <w:rPr>
           <w:rFonts w:ascii="Roboto Mono" w:hAnsi="Roboto Mono"/>
         </w:rPr>
+        <w:lastRenderedPageBreak/>
         <w:t>8</w:t>
       </w:r>
       <w:r>
@@ -6315,7 +6494,6 @@
         <w:rPr>
           <w:rFonts w:ascii="Roboto Mono" w:hAnsi="Roboto Mono"/>
         </w:rPr>
-        <w:lastRenderedPageBreak/>
         <w:t>9</w:t>
       </w:r>
       <w:r>
